--- a/docs/领导决策摘要.docx
+++ b/docs/领导决策摘要.docx
@@ -84,6 +84,708 @@
           <w:sz w:val="26"/>
           <w:szCs w:val="26"/>
         </w:rPr>
+        <w:t xml:space="preserve">角色与人员</w:t>
+      </w:r>
+    </w:p>
+    <w:tbl>
+      <w:tblPr>
+        <w:tblW w:type="pct" w:w="100%"/>
+        <w:tblBorders>
+          <w:top w:val="single" w:color="auto" w:sz="4"/>
+          <w:left w:val="single" w:color="auto" w:sz="4"/>
+          <w:bottom w:val="single" w:color="auto" w:sz="4"/>
+          <w:right w:val="single" w:color="auto" w:sz="4"/>
+          <w:insideH w:val="single" w:color="auto" w:sz="4"/>
+          <w:insideV w:val="single" w:color="auto" w:sz="4"/>
+        </w:tblBorders>
+      </w:tblPr>
+      <w:tblGrid>
+        <w:gridCol w:w="100"/>
+        <w:gridCol w:w="100"/>
+        <w:gridCol w:w="100"/>
+        <w:gridCol w:w="100"/>
+      </w:tblGrid>
+      <w:tr>
+        <w:tc>
+          <w:tcPr>
+            <w:tcW w:type="pct" w:w="15%"/>
+            <w:shd w:fill="1a56c4" w:color="auto" w:val="clear"/>
+            <w:tcMar>
+              <w:top w:type="dxa" w:w="60"/>
+              <w:left w:type="dxa" w:w="80"/>
+              <w:bottom w:type="dxa" w:w="60"/>
+              <w:right w:type="dxa" w:w="80"/>
+            </w:tcMar>
+          </w:tcPr>
+          <w:p>
+            <w:pPr>
+              <w:jc w:val="center"/>
+            </w:pPr>
+            <w:r>
+              <w:rPr>
+                <w:rFonts w:ascii="Microsoft YaHei" w:cs="Microsoft YaHei" w:eastAsia="Microsoft YaHei" w:hAnsi="Microsoft YaHei"/>
+                <w:b/>
+                <w:bCs/>
+                <w:color w:val="FFFFFF"/>
+                <w:sz w:val="20"/>
+                <w:szCs w:val="20"/>
+              </w:rPr>
+              <w:t xml:space="preserve">角色</w:t>
+            </w:r>
+          </w:p>
+        </w:tc>
+        <w:tc>
+          <w:tcPr>
+            <w:tcW w:type="pct" w:w="15%"/>
+            <w:shd w:fill="1a56c4" w:color="auto" w:val="clear"/>
+            <w:tcMar>
+              <w:top w:type="dxa" w:w="60"/>
+              <w:left w:type="dxa" w:w="80"/>
+              <w:bottom w:type="dxa" w:w="60"/>
+              <w:right w:type="dxa" w:w="80"/>
+            </w:tcMar>
+          </w:tcPr>
+          <w:p>
+            <w:pPr>
+              <w:jc w:val="center"/>
+            </w:pPr>
+            <w:r>
+              <w:rPr>
+                <w:rFonts w:ascii="Microsoft YaHei" w:cs="Microsoft YaHei" w:eastAsia="Microsoft YaHei" w:hAnsi="Microsoft YaHei"/>
+                <w:b/>
+                <w:bCs/>
+                <w:color w:val="FFFFFF"/>
+                <w:sz w:val="20"/>
+                <w:szCs w:val="20"/>
+              </w:rPr>
+              <w:t xml:space="preserve">人员</w:t>
+            </w:r>
+          </w:p>
+        </w:tc>
+        <w:tc>
+          <w:tcPr>
+            <w:tcW w:type="pct" w:w="15%"/>
+            <w:shd w:fill="1a56c4" w:color="auto" w:val="clear"/>
+            <w:tcMar>
+              <w:top w:type="dxa" w:w="60"/>
+              <w:left w:type="dxa" w:w="80"/>
+              <w:bottom w:type="dxa" w:w="60"/>
+              <w:right w:type="dxa" w:w="80"/>
+            </w:tcMar>
+          </w:tcPr>
+          <w:p>
+            <w:pPr>
+              <w:jc w:val="center"/>
+            </w:pPr>
+            <w:r>
+              <w:rPr>
+                <w:rFonts w:ascii="Microsoft YaHei" w:cs="Microsoft YaHei" w:eastAsia="Microsoft YaHei" w:hAnsi="Microsoft YaHei"/>
+                <w:b/>
+                <w:bCs/>
+                <w:color w:val="FFFFFF"/>
+                <w:sz w:val="20"/>
+                <w:szCs w:val="20"/>
+              </w:rPr>
+              <w:t xml:space="preserve">系统账号</w:t>
+            </w:r>
+          </w:p>
+        </w:tc>
+        <w:tc>
+          <w:tcPr>
+            <w:tcW w:type="pct" w:w="55%"/>
+            <w:shd w:fill="1a56c4" w:color="auto" w:val="clear"/>
+            <w:tcMar>
+              <w:top w:type="dxa" w:w="60"/>
+              <w:left w:type="dxa" w:w="80"/>
+              <w:bottom w:type="dxa" w:w="60"/>
+              <w:right w:type="dxa" w:w="80"/>
+            </w:tcMar>
+          </w:tcPr>
+          <w:p>
+            <w:pPr>
+              <w:jc w:val="center"/>
+            </w:pPr>
+            <w:r>
+              <w:rPr>
+                <w:rFonts w:ascii="Microsoft YaHei" w:cs="Microsoft YaHei" w:eastAsia="Microsoft YaHei" w:hAnsi="Microsoft YaHei"/>
+                <w:b/>
+                <w:bCs/>
+                <w:color w:val="FFFFFF"/>
+                <w:sz w:val="20"/>
+                <w:szCs w:val="20"/>
+              </w:rPr>
+              <w:t xml:space="preserve">核心职责</w:t>
+            </w:r>
+          </w:p>
+        </w:tc>
+      </w:tr>
+      <w:tr>
+        <w:tc>
+          <w:tcPr>
+            <w:tcMar>
+              <w:top w:type="dxa" w:w="50"/>
+              <w:left w:type="dxa" w:w="80"/>
+              <w:bottom w:type="dxa" w:w="50"/>
+              <w:right w:type="dxa" w:w="80"/>
+            </w:tcMar>
+          </w:tcPr>
+          <w:p>
+            <w:pPr>
+              <w:jc w:val="left"/>
+            </w:pPr>
+            <w:r>
+              <w:rPr>
+                <w:rFonts w:ascii="Microsoft YaHei" w:cs="Microsoft YaHei" w:eastAsia="Microsoft YaHei" w:hAnsi="Microsoft YaHei"/>
+                <w:color w:val="1a1a2e"/>
+                <w:sz w:val="20"/>
+                <w:szCs w:val="20"/>
+              </w:rPr>
+              <w:t xml:space="preserve">行政</w:t>
+            </w:r>
+          </w:p>
+        </w:tc>
+        <w:tc>
+          <w:tcPr>
+            <w:tcMar>
+              <w:top w:type="dxa" w:w="50"/>
+              <w:left w:type="dxa" w:w="80"/>
+              <w:bottom w:type="dxa" w:w="50"/>
+              <w:right w:type="dxa" w:w="80"/>
+            </w:tcMar>
+          </w:tcPr>
+          <w:p>
+            <w:pPr>
+              <w:jc w:val="left"/>
+            </w:pPr>
+            <w:r>
+              <w:rPr>
+                <w:rFonts w:ascii="Microsoft YaHei" w:cs="Microsoft YaHei" w:eastAsia="Microsoft YaHei" w:hAnsi="Microsoft YaHei"/>
+                <w:color w:val="1a1a2e"/>
+                <w:sz w:val="20"/>
+                <w:szCs w:val="20"/>
+              </w:rPr>
+              <w:t xml:space="preserve">莫青霖</w:t>
+            </w:r>
+          </w:p>
+        </w:tc>
+        <w:tc>
+          <w:tcPr>
+            <w:tcMar>
+              <w:top w:type="dxa" w:w="50"/>
+              <w:left w:type="dxa" w:w="80"/>
+              <w:bottom w:type="dxa" w:w="50"/>
+              <w:right w:type="dxa" w:w="80"/>
+            </w:tcMar>
+          </w:tcPr>
+          <w:p>
+            <w:pPr>
+              <w:jc w:val="left"/>
+            </w:pPr>
+            <w:r>
+              <w:rPr>
+                <w:rFonts w:ascii="Microsoft YaHei" w:cs="Microsoft YaHei" w:eastAsia="Microsoft YaHei" w:hAnsi="Microsoft YaHei"/>
+                <w:color w:val="1a1a2e"/>
+                <w:sz w:val="20"/>
+                <w:szCs w:val="20"/>
+              </w:rPr>
+              <w:t xml:space="preserve">admin</w:t>
+            </w:r>
+          </w:p>
+        </w:tc>
+        <w:tc>
+          <w:tcPr>
+            <w:tcMar>
+              <w:top w:type="dxa" w:w="50"/>
+              <w:left w:type="dxa" w:w="80"/>
+              <w:bottom w:type="dxa" w:w="50"/>
+              <w:right w:type="dxa" w:w="80"/>
+            </w:tcMar>
+          </w:tcPr>
+          <w:p>
+            <w:pPr>
+              <w:jc w:val="left"/>
+            </w:pPr>
+            <w:r>
+              <w:rPr>
+                <w:rFonts w:ascii="Microsoft YaHei" w:cs="Microsoft YaHei" w:eastAsia="Microsoft YaHei" w:hAnsi="Microsoft YaHei"/>
+                <w:color w:val="1a1a2e"/>
+                <w:sz w:val="20"/>
+                <w:szCs w:val="20"/>
+              </w:rPr>
+              <w:t xml:space="preserve">登记人员、录入设备</w:t>
+            </w:r>
+          </w:p>
+        </w:tc>
+      </w:tr>
+      <w:tr>
+        <w:tc>
+          <w:tcPr>
+            <w:shd w:fill="f5f7fa" w:color="auto" w:val="clear"/>
+            <w:tcMar>
+              <w:top w:type="dxa" w:w="50"/>
+              <w:left w:type="dxa" w:w="80"/>
+              <w:bottom w:type="dxa" w:w="50"/>
+              <w:right w:type="dxa" w:w="80"/>
+            </w:tcMar>
+          </w:tcPr>
+          <w:p>
+            <w:pPr>
+              <w:jc w:val="left"/>
+            </w:pPr>
+            <w:r>
+              <w:rPr>
+                <w:rFonts w:ascii="Microsoft YaHei" w:cs="Microsoft YaHei" w:eastAsia="Microsoft YaHei" w:hAnsi="Microsoft YaHei"/>
+                <w:color w:val="1a1a2e"/>
+                <w:sz w:val="20"/>
+                <w:szCs w:val="20"/>
+              </w:rPr>
+              <w:t xml:space="preserve">SSC</w:t>
+            </w:r>
+          </w:p>
+        </w:tc>
+        <w:tc>
+          <w:tcPr>
+            <w:shd w:fill="f5f7fa" w:color="auto" w:val="clear"/>
+            <w:tcMar>
+              <w:top w:type="dxa" w:w="50"/>
+              <w:left w:type="dxa" w:w="80"/>
+              <w:bottom w:type="dxa" w:w="50"/>
+              <w:right w:type="dxa" w:w="80"/>
+            </w:tcMar>
+          </w:tcPr>
+          <w:p>
+            <w:pPr>
+              <w:jc w:val="left"/>
+            </w:pPr>
+            <w:r>
+              <w:rPr>
+                <w:rFonts w:ascii="Microsoft YaHei" w:cs="Microsoft YaHei" w:eastAsia="Microsoft YaHei" w:hAnsi="Microsoft YaHei"/>
+                <w:color w:val="1a1a2e"/>
+                <w:sz w:val="20"/>
+                <w:szCs w:val="20"/>
+              </w:rPr>
+              <w:t xml:space="preserve">Zoe</w:t>
+            </w:r>
+          </w:p>
+        </w:tc>
+        <w:tc>
+          <w:tcPr>
+            <w:shd w:fill="f5f7fa" w:color="auto" w:val="clear"/>
+            <w:tcMar>
+              <w:top w:type="dxa" w:w="50"/>
+              <w:left w:type="dxa" w:w="80"/>
+              <w:bottom w:type="dxa" w:w="50"/>
+              <w:right w:type="dxa" w:w="80"/>
+            </w:tcMar>
+          </w:tcPr>
+          <w:p>
+            <w:pPr>
+              <w:jc w:val="left"/>
+            </w:pPr>
+            <w:r>
+              <w:rPr>
+                <w:rFonts w:ascii="Microsoft YaHei" w:cs="Microsoft YaHei" w:eastAsia="Microsoft YaHei" w:hAnsi="Microsoft YaHei"/>
+                <w:color w:val="1a1a2e"/>
+                <w:sz w:val="20"/>
+                <w:szCs w:val="20"/>
+              </w:rPr>
+              <w:t xml:space="preserve">hr</w:t>
+            </w:r>
+          </w:p>
+        </w:tc>
+        <w:tc>
+          <w:tcPr>
+            <w:shd w:fill="f5f7fa" w:color="auto" w:val="clear"/>
+            <w:tcMar>
+              <w:top w:type="dxa" w:w="50"/>
+              <w:left w:type="dxa" w:w="80"/>
+              <w:bottom w:type="dxa" w:w="50"/>
+              <w:right w:type="dxa" w:w="80"/>
+            </w:tcMar>
+          </w:tcPr>
+          <w:p>
+            <w:pPr>
+              <w:jc w:val="left"/>
+            </w:pPr>
+            <w:r>
+              <w:rPr>
+                <w:rFonts w:ascii="Microsoft YaHei" w:cs="Microsoft YaHei" w:eastAsia="Microsoft YaHei" w:hAnsi="Microsoft YaHei"/>
+                <w:color w:val="1a1a2e"/>
+                <w:sz w:val="20"/>
+                <w:szCs w:val="20"/>
+              </w:rPr>
+              <w:t xml:space="preserve">薪资录入、跟进反馈、办理入职/结算</w:t>
+            </w:r>
+          </w:p>
+        </w:tc>
+      </w:tr>
+      <w:tr>
+        <w:tc>
+          <w:tcPr>
+            <w:tcMar>
+              <w:top w:type="dxa" w:w="50"/>
+              <w:left w:type="dxa" w:w="80"/>
+              <w:bottom w:type="dxa" w:w="50"/>
+              <w:right w:type="dxa" w:w="80"/>
+            </w:tcMar>
+          </w:tcPr>
+          <w:p>
+            <w:pPr>
+              <w:jc w:val="left"/>
+            </w:pPr>
+            <w:r>
+              <w:rPr>
+                <w:rFonts w:ascii="Microsoft YaHei" w:cs="Microsoft YaHei" w:eastAsia="Microsoft YaHei" w:hAnsi="Microsoft YaHei"/>
+                <w:color w:val="1a1a2e"/>
+                <w:sz w:val="20"/>
+                <w:szCs w:val="20"/>
+              </w:rPr>
+              <w:t xml:space="preserve">HRD</w:t>
+            </w:r>
+          </w:p>
+        </w:tc>
+        <w:tc>
+          <w:tcPr>
+            <w:tcMar>
+              <w:top w:type="dxa" w:w="50"/>
+              <w:left w:type="dxa" w:w="80"/>
+              <w:bottom w:type="dxa" w:w="50"/>
+              <w:right w:type="dxa" w:w="80"/>
+            </w:tcMar>
+          </w:tcPr>
+          <w:p>
+            <w:pPr>
+              <w:jc w:val="left"/>
+            </w:pPr>
+            <w:r>
+              <w:rPr>
+                <w:rFonts w:ascii="Microsoft YaHei" w:cs="Microsoft YaHei" w:eastAsia="Microsoft YaHei" w:hAnsi="Microsoft YaHei"/>
+                <w:color w:val="1a1a2e"/>
+                <w:sz w:val="20"/>
+                <w:szCs w:val="20"/>
+              </w:rPr>
+              <w:t xml:space="preserve">massie</w:t>
+            </w:r>
+          </w:p>
+        </w:tc>
+        <w:tc>
+          <w:tcPr>
+            <w:tcMar>
+              <w:top w:type="dxa" w:w="50"/>
+              <w:left w:type="dxa" w:w="80"/>
+              <w:bottom w:type="dxa" w:w="50"/>
+              <w:right w:type="dxa" w:w="80"/>
+            </w:tcMar>
+          </w:tcPr>
+          <w:p>
+            <w:pPr>
+              <w:jc w:val="left"/>
+            </w:pPr>
+            <w:r>
+              <w:rPr>
+                <w:rFonts w:ascii="Microsoft YaHei" w:cs="Microsoft YaHei" w:eastAsia="Microsoft YaHei" w:hAnsi="Microsoft YaHei"/>
+                <w:color w:val="1a1a2e"/>
+                <w:sz w:val="20"/>
+                <w:szCs w:val="20"/>
+              </w:rPr>
+              <w:t xml:space="preserve">manager</w:t>
+            </w:r>
+          </w:p>
+        </w:tc>
+        <w:tc>
+          <w:tcPr>
+            <w:tcMar>
+              <w:top w:type="dxa" w:w="50"/>
+              <w:left w:type="dxa" w:w="80"/>
+              <w:bottom w:type="dxa" w:w="50"/>
+              <w:right w:type="dxa" w:w="80"/>
+            </w:tcMar>
+          </w:tcPr>
+          <w:p>
+            <w:pPr>
+              <w:jc w:val="left"/>
+            </w:pPr>
+            <w:r>
+              <w:rPr>
+                <w:rFonts w:ascii="Microsoft YaHei" w:cs="Microsoft YaHei" w:eastAsia="Microsoft YaHei" w:hAnsi="Microsoft YaHei"/>
+                <w:color w:val="1a1a2e"/>
+                <w:sz w:val="20"/>
+                <w:szCs w:val="20"/>
+              </w:rPr>
+              <w:t xml:space="preserve">审批入职、关注风险、账号管理</w:t>
+            </w:r>
+          </w:p>
+        </w:tc>
+      </w:tr>
+    </w:tbl>
+    <w:p>
+      <w:pPr>
+        <w:spacing w:after="80" w:before="80"/>
+      </w:pPr>
+    </w:p>
+    <w:p>
+      <w:pPr>
+        <w:pStyle w:val="Heading2"/>
+        <w:spacing w:after="80" w:before="200"/>
+      </w:pPr>
+      <w:r>
+        <w:rPr>
+          <w:rFonts w:ascii="Microsoft YaHei" w:cs="Microsoft YaHei" w:eastAsia="Microsoft YaHei" w:hAnsi="Microsoft YaHei"/>
+          <w:b/>
+          <w:bCs/>
+          <w:color w:val="1a56c4"/>
+          <w:sz w:val="26"/>
+          <w:szCs w:val="26"/>
+        </w:rPr>
+        <w:t xml:space="preserve">系统地址</w:t>
+      </w:r>
+    </w:p>
+    <w:tbl>
+      <w:tblPr>
+        <w:tblW w:type="pct" w:w="100%"/>
+        <w:tblBorders>
+          <w:top w:val="single" w:color="auto" w:sz="4"/>
+          <w:left w:val="single" w:color="auto" w:sz="4"/>
+          <w:bottom w:val="single" w:color="auto" w:sz="4"/>
+          <w:right w:val="single" w:color="auto" w:sz="4"/>
+          <w:insideH w:val="single" w:color="auto" w:sz="4"/>
+          <w:insideV w:val="single" w:color="auto" w:sz="4"/>
+        </w:tblBorders>
+      </w:tblPr>
+      <w:tblGrid>
+        <w:gridCol w:w="100"/>
+        <w:gridCol w:w="100"/>
+      </w:tblGrid>
+      <w:tr>
+        <w:tc>
+          <w:tcPr>
+            <w:tcW w:type="pct" w:w="25%"/>
+            <w:shd w:fill="1a56c4" w:color="auto" w:val="clear"/>
+            <w:tcMar>
+              <w:top w:type="dxa" w:w="60"/>
+              <w:left w:type="dxa" w:w="80"/>
+              <w:bottom w:type="dxa" w:w="60"/>
+              <w:right w:type="dxa" w:w="80"/>
+            </w:tcMar>
+          </w:tcPr>
+          <w:p>
+            <w:pPr>
+              <w:jc w:val="center"/>
+            </w:pPr>
+            <w:r>
+              <w:rPr>
+                <w:rFonts w:ascii="Microsoft YaHei" w:cs="Microsoft YaHei" w:eastAsia="Microsoft YaHei" w:hAnsi="Microsoft YaHei"/>
+                <w:b/>
+                <w:bCs/>
+                <w:color w:val="FFFFFF"/>
+                <w:sz w:val="20"/>
+                <w:szCs w:val="20"/>
+              </w:rPr>
+              <w:t xml:space="preserve">入口</w:t>
+            </w:r>
+          </w:p>
+        </w:tc>
+        <w:tc>
+          <w:tcPr>
+            <w:tcW w:type="pct" w:w="75%"/>
+            <w:shd w:fill="1a56c4" w:color="auto" w:val="clear"/>
+            <w:tcMar>
+              <w:top w:type="dxa" w:w="60"/>
+              <w:left w:type="dxa" w:w="80"/>
+              <w:bottom w:type="dxa" w:w="60"/>
+              <w:right w:type="dxa" w:w="80"/>
+            </w:tcMar>
+          </w:tcPr>
+          <w:p>
+            <w:pPr>
+              <w:jc w:val="center"/>
+            </w:pPr>
+            <w:r>
+              <w:rPr>
+                <w:rFonts w:ascii="Microsoft YaHei" w:cs="Microsoft YaHei" w:eastAsia="Microsoft YaHei" w:hAnsi="Microsoft YaHei"/>
+                <w:b/>
+                <w:bCs/>
+                <w:color w:val="FFFFFF"/>
+                <w:sz w:val="20"/>
+                <w:szCs w:val="20"/>
+              </w:rPr>
+              <w:t xml:space="preserve">地址</w:t>
+            </w:r>
+          </w:p>
+        </w:tc>
+      </w:tr>
+      <w:tr>
+        <w:tc>
+          <w:tcPr>
+            <w:tcMar>
+              <w:top w:type="dxa" w:w="50"/>
+              <w:left w:type="dxa" w:w="80"/>
+              <w:bottom w:type="dxa" w:w="50"/>
+              <w:right w:type="dxa" w:w="80"/>
+            </w:tcMar>
+          </w:tcPr>
+          <w:p>
+            <w:pPr>
+              <w:jc w:val="left"/>
+            </w:pPr>
+            <w:r>
+              <w:rPr>
+                <w:rFonts w:ascii="Microsoft YaHei" w:cs="Microsoft YaHei" w:eastAsia="Microsoft YaHei" w:hAnsi="Microsoft YaHei"/>
+                <w:color w:val="1a1a2e"/>
+                <w:sz w:val="20"/>
+                <w:szCs w:val="20"/>
+              </w:rPr>
+              <w:t xml:space="preserve">管理后台</w:t>
+            </w:r>
+          </w:p>
+        </w:tc>
+        <w:tc>
+          <w:tcPr>
+            <w:tcMar>
+              <w:top w:type="dxa" w:w="50"/>
+              <w:left w:type="dxa" w:w="80"/>
+              <w:bottom w:type="dxa" w:w="50"/>
+              <w:right w:type="dxa" w:w="80"/>
+            </w:tcMar>
+          </w:tcPr>
+          <w:p>
+            <w:pPr>
+              <w:jc w:val="left"/>
+            </w:pPr>
+            <w:r>
+              <w:rPr>
+                <w:rFonts w:ascii="Microsoft YaHei" w:cs="Microsoft YaHei" w:eastAsia="Microsoft YaHei" w:hAnsi="Microsoft YaHei"/>
+                <w:color w:val="1a1a2e"/>
+                <w:sz w:val="20"/>
+                <w:szCs w:val="20"/>
+              </w:rPr>
+              <w:t xml:space="preserve">https://practice-ledger.onrender.com</w:t>
+            </w:r>
+          </w:p>
+        </w:tc>
+      </w:tr>
+      <w:tr>
+        <w:tc>
+          <w:tcPr>
+            <w:shd w:fill="f5f7fa" w:color="auto" w:val="clear"/>
+            <w:tcMar>
+              <w:top w:type="dxa" w:w="50"/>
+              <w:left w:type="dxa" w:w="80"/>
+              <w:bottom w:type="dxa" w:w="50"/>
+              <w:right w:type="dxa" w:w="80"/>
+            </w:tcMar>
+          </w:tcPr>
+          <w:p>
+            <w:pPr>
+              <w:jc w:val="left"/>
+            </w:pPr>
+            <w:r>
+              <w:rPr>
+                <w:rFonts w:ascii="Microsoft YaHei" w:cs="Microsoft YaHei" w:eastAsia="Microsoft YaHei" w:hAnsi="Microsoft YaHei"/>
+                <w:color w:val="1a1a2e"/>
+                <w:sz w:val="20"/>
+                <w:szCs w:val="20"/>
+              </w:rPr>
+              <w:t xml:space="preserve">问卷表单</w:t>
+            </w:r>
+          </w:p>
+        </w:tc>
+        <w:tc>
+          <w:tcPr>
+            <w:shd w:fill="f5f7fa" w:color="auto" w:val="clear"/>
+            <w:tcMar>
+              <w:top w:type="dxa" w:w="50"/>
+              <w:left w:type="dxa" w:w="80"/>
+              <w:bottom w:type="dxa" w:w="50"/>
+              <w:right w:type="dxa" w:w="80"/>
+            </w:tcMar>
+          </w:tcPr>
+          <w:p>
+            <w:pPr>
+              <w:jc w:val="left"/>
+            </w:pPr>
+            <w:r>
+              <w:rPr>
+                <w:rFonts w:ascii="Microsoft YaHei" w:cs="Microsoft YaHei" w:eastAsia="Microsoft YaHei" w:hAnsi="Microsoft YaHei"/>
+                <w:color w:val="1a1a2e"/>
+                <w:sz w:val="20"/>
+                <w:szCs w:val="20"/>
+              </w:rPr>
+              <w:t xml:space="preserve">https://practice-ledger.onrender.com/questionnaire</w:t>
+            </w:r>
+          </w:p>
+        </w:tc>
+      </w:tr>
+      <w:tr>
+        <w:tc>
+          <w:tcPr>
+            <w:tcMar>
+              <w:top w:type="dxa" w:w="50"/>
+              <w:left w:type="dxa" w:w="80"/>
+              <w:bottom w:type="dxa" w:w="50"/>
+              <w:right w:type="dxa" w:w="80"/>
+            </w:tcMar>
+          </w:tcPr>
+          <w:p>
+            <w:pPr>
+              <w:jc w:val="left"/>
+            </w:pPr>
+            <w:r>
+              <w:rPr>
+                <w:rFonts w:ascii="Microsoft YaHei" w:cs="Microsoft YaHei" w:eastAsia="Microsoft YaHei" w:hAnsi="Microsoft YaHei"/>
+                <w:color w:val="1a1a2e"/>
+                <w:sz w:val="20"/>
+                <w:szCs w:val="20"/>
+              </w:rPr>
+              <w:t xml:space="preserve">本地SSC工具</w:t>
+            </w:r>
+          </w:p>
+        </w:tc>
+        <w:tc>
+          <w:tcPr>
+            <w:tcMar>
+              <w:top w:type="dxa" w:w="50"/>
+              <w:left w:type="dxa" w:w="80"/>
+              <w:bottom w:type="dxa" w:w="50"/>
+              <w:right w:type="dxa" w:w="80"/>
+            </w:tcMar>
+          </w:tcPr>
+          <w:p>
+            <w:pPr>
+              <w:jc w:val="left"/>
+            </w:pPr>
+            <w:r>
+              <w:rPr>
+                <w:rFonts w:ascii="Microsoft YaHei" w:cs="Microsoft YaHei" w:eastAsia="Microsoft YaHei" w:hAnsi="Microsoft YaHei"/>
+                <w:color w:val="1a1a2e"/>
+                <w:sz w:val="20"/>
+                <w:szCs w:val="20"/>
+              </w:rPr>
+              <w:t xml:space="preserve">hr-local.html（本地运行，薪资不上云）</w:t>
+            </w:r>
+          </w:p>
+        </w:tc>
+      </w:tr>
+    </w:tbl>
+    <w:p>
+      <w:pPr>
+        <w:spacing w:after="80" w:before="80"/>
+      </w:pPr>
+    </w:p>
+    <w:p>
+      <w:pPr>
+        <w:pStyle w:val="Heading2"/>
+        <w:spacing w:after="80" w:before="200"/>
+      </w:pPr>
+      <w:r>
+        <w:rPr>
+          <w:rFonts w:ascii="Microsoft YaHei" w:cs="Microsoft YaHei" w:eastAsia="Microsoft YaHei" w:hAnsi="Microsoft YaHei"/>
+          <w:b/>
+          <w:bCs/>
+          <w:color w:val="1a56c4"/>
+          <w:sz w:val="26"/>
+          <w:szCs w:val="26"/>
+        </w:rPr>
         <w:t xml:space="preserve">流程一览</w:t>
       </w:r>
     </w:p>
@@ -101,7 +803,7 @@
           <w:sz w:val="21"/>
           <w:szCs w:val="21"/>
         </w:rPr>
-        <w:t xml:space="preserve">问卷提交(@全员) → 行政登记 → SSC录薪 → 到期跟进(@Zoe) → 反馈结果(@massie) → 入职/结算</w:t>
+        <w:t xml:space="preserve">问卷提交(@全员) -&gt; 行政登记(@青霖) -&gt; SSC录薪 -&gt; 到期跟进(@SSC) -&gt; 反馈结果(@HRD+@全员) -&gt; 入职/结算(@HRD+@SSC)</w:t>
       </w:r>
     </w:p>
     <w:p>
@@ -118,6 +820,579 @@
         <w:t xml:space="preserve">全流程由企微群机器人自动驱动，无需人工催办。</w:t>
       </w:r>
     </w:p>
+    <w:p>
+      <w:pPr>
+        <w:spacing w:after="80" w:before="80"/>
+      </w:pPr>
+    </w:p>
+    <w:p>
+      <w:pPr>
+        <w:pStyle w:val="Heading2"/>
+        <w:spacing w:after="80" w:before="200"/>
+      </w:pPr>
+      <w:r>
+        <w:rPr>
+          <w:rFonts w:ascii="Microsoft YaHei" w:cs="Microsoft YaHei" w:eastAsia="Microsoft YaHei" w:hAnsi="Microsoft YaHei"/>
+          <w:b/>
+          <w:bCs/>
+          <w:color w:val="1a56c4"/>
+          <w:sz w:val="26"/>
+          <w:szCs w:val="26"/>
+        </w:rPr>
+        <w:t xml:space="preserve">通知规则</w:t>
+      </w:r>
+    </w:p>
+    <w:tbl>
+      <w:tblPr>
+        <w:tblW w:type="pct" w:w="100%"/>
+        <w:tblBorders>
+          <w:top w:val="single" w:color="auto" w:sz="4"/>
+          <w:left w:val="single" w:color="auto" w:sz="4"/>
+          <w:bottom w:val="single" w:color="auto" w:sz="4"/>
+          <w:right w:val="single" w:color="auto" w:sz="4"/>
+          <w:insideH w:val="single" w:color="auto" w:sz="4"/>
+          <w:insideV w:val="single" w:color="auto" w:sz="4"/>
+        </w:tblBorders>
+      </w:tblPr>
+      <w:tblGrid>
+        <w:gridCol w:w="100"/>
+        <w:gridCol w:w="100"/>
+      </w:tblGrid>
+      <w:tr>
+        <w:tc>
+          <w:tcPr>
+            <w:tcW w:type="pct" w:w="50%"/>
+            <w:shd w:fill="1a56c4" w:color="auto" w:val="clear"/>
+            <w:tcMar>
+              <w:top w:type="dxa" w:w="60"/>
+              <w:left w:type="dxa" w:w="80"/>
+              <w:bottom w:type="dxa" w:w="60"/>
+              <w:right w:type="dxa" w:w="80"/>
+            </w:tcMar>
+          </w:tcPr>
+          <w:p>
+            <w:pPr>
+              <w:jc w:val="center"/>
+            </w:pPr>
+            <w:r>
+              <w:rPr>
+                <w:rFonts w:ascii="Microsoft YaHei" w:cs="Microsoft YaHei" w:eastAsia="Microsoft YaHei" w:hAnsi="Microsoft YaHei"/>
+                <w:b/>
+                <w:bCs/>
+                <w:color w:val="FFFFFF"/>
+                <w:sz w:val="20"/>
+                <w:szCs w:val="20"/>
+              </w:rPr>
+              <w:t xml:space="preserve">触发事件</w:t>
+            </w:r>
+          </w:p>
+        </w:tc>
+        <w:tc>
+          <w:tcPr>
+            <w:tcW w:type="pct" w:w="50%"/>
+            <w:shd w:fill="1a56c4" w:color="auto" w:val="clear"/>
+            <w:tcMar>
+              <w:top w:type="dxa" w:w="60"/>
+              <w:left w:type="dxa" w:w="80"/>
+              <w:bottom w:type="dxa" w:w="60"/>
+              <w:right w:type="dxa" w:w="80"/>
+            </w:tcMar>
+          </w:tcPr>
+          <w:p>
+            <w:pPr>
+              <w:jc w:val="center"/>
+            </w:pPr>
+            <w:r>
+              <w:rPr>
+                <w:rFonts w:ascii="Microsoft YaHei" w:cs="Microsoft YaHei" w:eastAsia="Microsoft YaHei" w:hAnsi="Microsoft YaHei"/>
+                <w:b/>
+                <w:bCs/>
+                <w:color w:val="FFFFFF"/>
+                <w:sz w:val="20"/>
+                <w:szCs w:val="20"/>
+              </w:rPr>
+              <w:t xml:space="preserve">@对象</w:t>
+            </w:r>
+          </w:p>
+        </w:tc>
+      </w:tr>
+      <w:tr>
+        <w:tc>
+          <w:tcPr>
+            <w:tcMar>
+              <w:top w:type="dxa" w:w="50"/>
+              <w:left w:type="dxa" w:w="80"/>
+              <w:bottom w:type="dxa" w:w="50"/>
+              <w:right w:type="dxa" w:w="80"/>
+            </w:tcMar>
+          </w:tcPr>
+          <w:p>
+            <w:pPr>
+              <w:jc w:val="left"/>
+            </w:pPr>
+            <w:r>
+              <w:rPr>
+                <w:rFonts w:ascii="Microsoft YaHei" w:cs="Microsoft YaHei" w:eastAsia="Microsoft YaHei" w:hAnsi="Microsoft YaHei"/>
+                <w:b/>
+                <w:bCs/>
+                <w:color w:val="1a1a2e"/>
+                <w:sz w:val="20"/>
+                <w:szCs w:val="20"/>
+              </w:rPr>
+              <w:t xml:space="preserve">问卷提交</w:t>
+            </w:r>
+          </w:p>
+        </w:tc>
+        <w:tc>
+          <w:tcPr>
+            <w:tcMar>
+              <w:top w:type="dxa" w:w="50"/>
+              <w:left w:type="dxa" w:w="80"/>
+              <w:bottom w:type="dxa" w:w="50"/>
+              <w:right w:type="dxa" w:w="80"/>
+            </w:tcMar>
+          </w:tcPr>
+          <w:p>
+            <w:pPr>
+              <w:jc w:val="left"/>
+            </w:pPr>
+            <w:r>
+              <w:rPr>
+                <w:rFonts w:ascii="Microsoft YaHei" w:cs="Microsoft YaHei" w:eastAsia="Microsoft YaHei" w:hAnsi="Microsoft YaHei"/>
+                <w:color w:val="1a1a2e"/>
+                <w:sz w:val="20"/>
+                <w:szCs w:val="20"/>
+              </w:rPr>
+              <w:t xml:space="preserve">@全员</w:t>
+            </w:r>
+          </w:p>
+        </w:tc>
+      </w:tr>
+      <w:tr>
+        <w:tc>
+          <w:tcPr>
+            <w:shd w:fill="f5f7fa" w:color="auto" w:val="clear"/>
+            <w:tcMar>
+              <w:top w:type="dxa" w:w="50"/>
+              <w:left w:type="dxa" w:w="80"/>
+              <w:bottom w:type="dxa" w:w="50"/>
+              <w:right w:type="dxa" w:w="80"/>
+            </w:tcMar>
+          </w:tcPr>
+          <w:p>
+            <w:pPr>
+              <w:jc w:val="left"/>
+            </w:pPr>
+            <w:r>
+              <w:rPr>
+                <w:rFonts w:ascii="Microsoft YaHei" w:cs="Microsoft YaHei" w:eastAsia="Microsoft YaHei" w:hAnsi="Microsoft YaHei"/>
+                <w:b/>
+                <w:bCs/>
+                <w:color w:val="1a1a2e"/>
+                <w:sz w:val="20"/>
+                <w:szCs w:val="20"/>
+              </w:rPr>
+              <w:t xml:space="preserve">行政登记</w:t>
+            </w:r>
+          </w:p>
+        </w:tc>
+        <w:tc>
+          <w:tcPr>
+            <w:shd w:fill="f5f7fa" w:color="auto" w:val="clear"/>
+            <w:tcMar>
+              <w:top w:type="dxa" w:w="50"/>
+              <w:left w:type="dxa" w:w="80"/>
+              <w:bottom w:type="dxa" w:w="50"/>
+              <w:right w:type="dxa" w:w="80"/>
+            </w:tcMar>
+          </w:tcPr>
+          <w:p>
+            <w:pPr>
+              <w:jc w:val="left"/>
+            </w:pPr>
+            <w:r>
+              <w:rPr>
+                <w:rFonts w:ascii="Microsoft YaHei" w:cs="Microsoft YaHei" w:eastAsia="Microsoft YaHei" w:hAnsi="Microsoft YaHei"/>
+                <w:color w:val="1a1a2e"/>
+                <w:sz w:val="20"/>
+                <w:szCs w:val="20"/>
+              </w:rPr>
+              <w:t xml:space="preserve">@青霖</w:t>
+            </w:r>
+          </w:p>
+        </w:tc>
+      </w:tr>
+      <w:tr>
+        <w:tc>
+          <w:tcPr>
+            <w:tcMar>
+              <w:top w:type="dxa" w:w="50"/>
+              <w:left w:type="dxa" w:w="80"/>
+              <w:bottom w:type="dxa" w:w="50"/>
+              <w:right w:type="dxa" w:w="80"/>
+            </w:tcMar>
+          </w:tcPr>
+          <w:p>
+            <w:pPr>
+              <w:jc w:val="left"/>
+            </w:pPr>
+            <w:r>
+              <w:rPr>
+                <w:rFonts w:ascii="Microsoft YaHei" w:cs="Microsoft YaHei" w:eastAsia="Microsoft YaHei" w:hAnsi="Microsoft YaHei"/>
+                <w:b/>
+                <w:bCs/>
+                <w:color w:val="1a1a2e"/>
+                <w:sz w:val="20"/>
+                <w:szCs w:val="20"/>
+              </w:rPr>
+              <w:t xml:space="preserve">天数&gt;7天</w:t>
+            </w:r>
+          </w:p>
+        </w:tc>
+        <w:tc>
+          <w:tcPr>
+            <w:tcMar>
+              <w:top w:type="dxa" w:w="50"/>
+              <w:left w:type="dxa" w:w="80"/>
+              <w:bottom w:type="dxa" w:w="50"/>
+              <w:right w:type="dxa" w:w="80"/>
+            </w:tcMar>
+          </w:tcPr>
+          <w:p>
+            <w:pPr>
+              <w:jc w:val="left"/>
+            </w:pPr>
+            <w:r>
+              <w:rPr>
+                <w:rFonts w:ascii="Microsoft YaHei" w:cs="Microsoft YaHei" w:eastAsia="Microsoft YaHei" w:hAnsi="Microsoft YaHei"/>
+                <w:color w:val="1a1a2e"/>
+                <w:sz w:val="20"/>
+                <w:szCs w:val="20"/>
+              </w:rPr>
+              <w:t xml:space="preserve">@HRD + @全员</w:t>
+            </w:r>
+          </w:p>
+        </w:tc>
+      </w:tr>
+      <w:tr>
+        <w:tc>
+          <w:tcPr>
+            <w:shd w:fill="f5f7fa" w:color="auto" w:val="clear"/>
+            <w:tcMar>
+              <w:top w:type="dxa" w:w="50"/>
+              <w:left w:type="dxa" w:w="80"/>
+              <w:bottom w:type="dxa" w:w="50"/>
+              <w:right w:type="dxa" w:w="80"/>
+            </w:tcMar>
+          </w:tcPr>
+          <w:p>
+            <w:pPr>
+              <w:jc w:val="left"/>
+            </w:pPr>
+            <w:r>
+              <w:rPr>
+                <w:rFonts w:ascii="Microsoft YaHei" w:cs="Microsoft YaHei" w:eastAsia="Microsoft YaHei" w:hAnsi="Microsoft YaHei"/>
+                <w:b/>
+                <w:bCs/>
+                <w:color w:val="1a1a2e"/>
+                <w:sz w:val="20"/>
+                <w:szCs w:val="20"/>
+              </w:rPr>
+              <w:t xml:space="preserve">结束前3天(T-3)</w:t>
+            </w:r>
+          </w:p>
+        </w:tc>
+        <w:tc>
+          <w:tcPr>
+            <w:shd w:fill="f5f7fa" w:color="auto" w:val="clear"/>
+            <w:tcMar>
+              <w:top w:type="dxa" w:w="50"/>
+              <w:left w:type="dxa" w:w="80"/>
+              <w:bottom w:type="dxa" w:w="50"/>
+              <w:right w:type="dxa" w:w="80"/>
+            </w:tcMar>
+          </w:tcPr>
+          <w:p>
+            <w:pPr>
+              <w:jc w:val="left"/>
+            </w:pPr>
+            <w:r>
+              <w:rPr>
+                <w:rFonts w:ascii="Microsoft YaHei" w:cs="Microsoft YaHei" w:eastAsia="Microsoft YaHei" w:hAnsi="Microsoft YaHei"/>
+                <w:color w:val="1a1a2e"/>
+                <w:sz w:val="20"/>
+                <w:szCs w:val="20"/>
+              </w:rPr>
+              <w:t xml:space="preserve">@SSC</w:t>
+            </w:r>
+          </w:p>
+        </w:tc>
+      </w:tr>
+      <w:tr>
+        <w:tc>
+          <w:tcPr>
+            <w:tcMar>
+              <w:top w:type="dxa" w:w="50"/>
+              <w:left w:type="dxa" w:w="80"/>
+              <w:bottom w:type="dxa" w:w="50"/>
+              <w:right w:type="dxa" w:w="80"/>
+            </w:tcMar>
+          </w:tcPr>
+          <w:p>
+            <w:pPr>
+              <w:jc w:val="left"/>
+            </w:pPr>
+            <w:r>
+              <w:rPr>
+                <w:rFonts w:ascii="Microsoft YaHei" w:cs="Microsoft YaHei" w:eastAsia="Microsoft YaHei" w:hAnsi="Microsoft YaHei"/>
+                <w:b/>
+                <w:bCs/>
+                <w:color w:val="1a1a2e"/>
+                <w:sz w:val="20"/>
+                <w:szCs w:val="20"/>
+              </w:rPr>
+              <w:t xml:space="preserve">结束前1天(T-1)</w:t>
+            </w:r>
+          </w:p>
+        </w:tc>
+        <w:tc>
+          <w:tcPr>
+            <w:tcMar>
+              <w:top w:type="dxa" w:w="50"/>
+              <w:left w:type="dxa" w:w="80"/>
+              <w:bottom w:type="dxa" w:w="50"/>
+              <w:right w:type="dxa" w:w="80"/>
+            </w:tcMar>
+          </w:tcPr>
+          <w:p>
+            <w:pPr>
+              <w:jc w:val="left"/>
+            </w:pPr>
+            <w:r>
+              <w:rPr>
+                <w:rFonts w:ascii="Microsoft YaHei" w:cs="Microsoft YaHei" w:eastAsia="Microsoft YaHei" w:hAnsi="Microsoft YaHei"/>
+                <w:color w:val="1a1a2e"/>
+                <w:sz w:val="20"/>
+                <w:szCs w:val="20"/>
+              </w:rPr>
+              <w:t xml:space="preserve">@SSC</w:t>
+            </w:r>
+          </w:p>
+        </w:tc>
+      </w:tr>
+      <w:tr>
+        <w:tc>
+          <w:tcPr>
+            <w:shd w:fill="f5f7fa" w:color="auto" w:val="clear"/>
+            <w:tcMar>
+              <w:top w:type="dxa" w:w="50"/>
+              <w:left w:type="dxa" w:w="80"/>
+              <w:bottom w:type="dxa" w:w="50"/>
+              <w:right w:type="dxa" w:w="80"/>
+            </w:tcMar>
+          </w:tcPr>
+          <w:p>
+            <w:pPr>
+              <w:jc w:val="left"/>
+            </w:pPr>
+            <w:r>
+              <w:rPr>
+                <w:rFonts w:ascii="Microsoft YaHei" w:cs="Microsoft YaHei" w:eastAsia="Microsoft YaHei" w:hAnsi="Microsoft YaHei"/>
+                <w:b/>
+                <w:bCs/>
+                <w:color w:val="1a1a2e"/>
+                <w:sz w:val="20"/>
+                <w:szCs w:val="20"/>
+              </w:rPr>
+              <w:t xml:space="preserve">到期当天(T-0)</w:t>
+            </w:r>
+          </w:p>
+        </w:tc>
+        <w:tc>
+          <w:tcPr>
+            <w:shd w:fill="f5f7fa" w:color="auto" w:val="clear"/>
+            <w:tcMar>
+              <w:top w:type="dxa" w:w="50"/>
+              <w:left w:type="dxa" w:w="80"/>
+              <w:bottom w:type="dxa" w:w="50"/>
+              <w:right w:type="dxa" w:w="80"/>
+            </w:tcMar>
+          </w:tcPr>
+          <w:p>
+            <w:pPr>
+              <w:jc w:val="left"/>
+            </w:pPr>
+            <w:r>
+              <w:rPr>
+                <w:rFonts w:ascii="Microsoft YaHei" w:cs="Microsoft YaHei" w:eastAsia="Microsoft YaHei" w:hAnsi="Microsoft YaHei"/>
+                <w:color w:val="1a1a2e"/>
+                <w:sz w:val="20"/>
+                <w:szCs w:val="20"/>
+              </w:rPr>
+              <w:t xml:space="preserve">组长 + @SSC</w:t>
+            </w:r>
+          </w:p>
+        </w:tc>
+      </w:tr>
+      <w:tr>
+        <w:tc>
+          <w:tcPr>
+            <w:tcMar>
+              <w:top w:type="dxa" w:w="50"/>
+              <w:left w:type="dxa" w:w="80"/>
+              <w:bottom w:type="dxa" w:w="50"/>
+              <w:right w:type="dxa" w:w="80"/>
+            </w:tcMar>
+          </w:tcPr>
+          <w:p>
+            <w:pPr>
+              <w:jc w:val="left"/>
+            </w:pPr>
+            <w:r>
+              <w:rPr>
+                <w:rFonts w:ascii="Microsoft YaHei" w:cs="Microsoft YaHei" w:eastAsia="Microsoft YaHei" w:hAnsi="Microsoft YaHei"/>
+                <w:b/>
+                <w:bCs/>
+                <w:color w:val="1a1a2e"/>
+                <w:sz w:val="20"/>
+                <w:szCs w:val="20"/>
+              </w:rPr>
+              <w:t xml:space="preserve">逾期3天(T+3)</w:t>
+            </w:r>
+          </w:p>
+        </w:tc>
+        <w:tc>
+          <w:tcPr>
+            <w:tcMar>
+              <w:top w:type="dxa" w:w="50"/>
+              <w:left w:type="dxa" w:w="80"/>
+              <w:bottom w:type="dxa" w:w="50"/>
+              <w:right w:type="dxa" w:w="80"/>
+            </w:tcMar>
+          </w:tcPr>
+          <w:p>
+            <w:pPr>
+              <w:jc w:val="left"/>
+            </w:pPr>
+            <w:r>
+              <w:rPr>
+                <w:rFonts w:ascii="Microsoft YaHei" w:cs="Microsoft YaHei" w:eastAsia="Microsoft YaHei" w:hAnsi="Microsoft YaHei"/>
+                <w:color w:val="1a1a2e"/>
+                <w:sz w:val="20"/>
+                <w:szCs w:val="20"/>
+              </w:rPr>
+              <w:t xml:space="preserve">@全员</w:t>
+            </w:r>
+          </w:p>
+        </w:tc>
+      </w:tr>
+      <w:tr>
+        <w:tc>
+          <w:tcPr>
+            <w:shd w:fill="f5f7fa" w:color="auto" w:val="clear"/>
+            <w:tcMar>
+              <w:top w:type="dxa" w:w="50"/>
+              <w:left w:type="dxa" w:w="80"/>
+              <w:bottom w:type="dxa" w:w="50"/>
+              <w:right w:type="dxa" w:w="80"/>
+            </w:tcMar>
+          </w:tcPr>
+          <w:p>
+            <w:pPr>
+              <w:jc w:val="left"/>
+            </w:pPr>
+            <w:r>
+              <w:rPr>
+                <w:rFonts w:ascii="Microsoft YaHei" w:cs="Microsoft YaHei" w:eastAsia="Microsoft YaHei" w:hAnsi="Microsoft YaHei"/>
+                <w:b/>
+                <w:bCs/>
+                <w:color w:val="1a1a2e"/>
+                <w:sz w:val="20"/>
+                <w:szCs w:val="20"/>
+              </w:rPr>
+              <w:t xml:space="preserve">反馈提交</w:t>
+            </w:r>
+          </w:p>
+        </w:tc>
+        <w:tc>
+          <w:tcPr>
+            <w:shd w:fill="f5f7fa" w:color="auto" w:val="clear"/>
+            <w:tcMar>
+              <w:top w:type="dxa" w:w="50"/>
+              <w:left w:type="dxa" w:w="80"/>
+              <w:bottom w:type="dxa" w:w="50"/>
+              <w:right w:type="dxa" w:w="80"/>
+            </w:tcMar>
+          </w:tcPr>
+          <w:p>
+            <w:pPr>
+              <w:jc w:val="left"/>
+            </w:pPr>
+            <w:r>
+              <w:rPr>
+                <w:rFonts w:ascii="Microsoft YaHei" w:cs="Microsoft YaHei" w:eastAsia="Microsoft YaHei" w:hAnsi="Microsoft YaHei"/>
+                <w:color w:val="1a1a2e"/>
+                <w:sz w:val="20"/>
+                <w:szCs w:val="20"/>
+              </w:rPr>
+              <w:t xml:space="preserve">@HRD + @全员</w:t>
+            </w:r>
+          </w:p>
+        </w:tc>
+      </w:tr>
+      <w:tr>
+        <w:tc>
+          <w:tcPr>
+            <w:tcMar>
+              <w:top w:type="dxa" w:w="50"/>
+              <w:left w:type="dxa" w:w="80"/>
+              <w:bottom w:type="dxa" w:w="50"/>
+              <w:right w:type="dxa" w:w="80"/>
+            </w:tcMar>
+          </w:tcPr>
+          <w:p>
+            <w:pPr>
+              <w:jc w:val="left"/>
+            </w:pPr>
+            <w:r>
+              <w:rPr>
+                <w:rFonts w:ascii="Microsoft YaHei" w:cs="Microsoft YaHei" w:eastAsia="Microsoft YaHei" w:hAnsi="Microsoft YaHei"/>
+                <w:b/>
+                <w:bCs/>
+                <w:color w:val="1a1a2e"/>
+                <w:sz w:val="20"/>
+                <w:szCs w:val="20"/>
+              </w:rPr>
+              <w:t xml:space="preserve">办理入职</w:t>
+            </w:r>
+          </w:p>
+        </w:tc>
+        <w:tc>
+          <w:tcPr>
+            <w:tcMar>
+              <w:top w:type="dxa" w:w="50"/>
+              <w:left w:type="dxa" w:w="80"/>
+              <w:bottom w:type="dxa" w:w="50"/>
+              <w:right w:type="dxa" w:w="80"/>
+            </w:tcMar>
+          </w:tcPr>
+          <w:p>
+            <w:pPr>
+              <w:jc w:val="left"/>
+            </w:pPr>
+            <w:r>
+              <w:rPr>
+                <w:rFonts w:ascii="Microsoft YaHei" w:cs="Microsoft YaHei" w:eastAsia="Microsoft YaHei" w:hAnsi="Microsoft YaHei"/>
+                <w:color w:val="1a1a2e"/>
+                <w:sz w:val="20"/>
+                <w:szCs w:val="20"/>
+              </w:rPr>
+              <w:t xml:space="preserve">@HRD + @SSC</w:t>
+            </w:r>
+          </w:p>
+        </w:tc>
+      </w:tr>
+    </w:tbl>
     <w:p>
       <w:pPr>
         <w:spacing w:after="80" w:before="80"/>
@@ -368,7 +1643,7 @@
                 <w:sz w:val="20"/>
                 <w:szCs w:val="20"/>
               </w:rPr>
-              <w:t xml:space="preserve">≥3天</w:t>
+              <w:t xml:space="preserve">&gt;=3天</w:t>
             </w:r>
           </w:p>
         </w:tc>
@@ -445,7 +1720,7 @@
                 <w:sz w:val="20"/>
                 <w:szCs w:val="20"/>
               </w:rPr>
-              <w:t xml:space="preserve">T-3 @Zoe / T-1 @Zoe</w:t>
+              <w:t xml:space="preserve">T-3 @SSC / T-1 @SSC</w:t>
             </w:r>
           </w:p>
         </w:tc>
@@ -498,7 +1773,7 @@
                 <w:sz w:val="20"/>
                 <w:szCs w:val="20"/>
               </w:rPr>
-              <w:t xml:space="preserve">结果通知</w:t>
+              <w:t xml:space="preserve">到期当天</w:t>
             </w:r>
           </w:p>
         </w:tc>
@@ -523,7 +1798,7 @@
                 <w:sz w:val="20"/>
                 <w:szCs w:val="20"/>
               </w:rPr>
-              <w:t xml:space="preserve">@massie</w:t>
+              <w:t xml:space="preserve">组长 + @SSC</w:t>
             </w:r>
           </w:p>
         </w:tc>
@@ -548,7 +1823,7 @@
                 <w:sz w:val="20"/>
                 <w:szCs w:val="20"/>
               </w:rPr>
-              <w:t xml:space="preserve">确保管理层知晓结果</w:t>
+              <w:t xml:space="preserve">确保带教人当天填写反馈</w:t>
             </w:r>
           </w:p>
         </w:tc>
@@ -576,36 +1851,115 @@
                 <w:sz w:val="20"/>
                 <w:szCs w:val="20"/>
               </w:rPr>
+              <w:t xml:space="preserve">结果通知</w:t>
+            </w:r>
+          </w:p>
+        </w:tc>
+        <w:tc>
+          <w:tcPr>
+            <w:tcMar>
+              <w:top w:type="dxa" w:w="50"/>
+              <w:left w:type="dxa" w:w="80"/>
+              <w:bottom w:type="dxa" w:w="50"/>
+              <w:right w:type="dxa" w:w="80"/>
+            </w:tcMar>
+          </w:tcPr>
+          <w:p>
+            <w:pPr>
+              <w:jc w:val="left"/>
+            </w:pPr>
+            <w:r>
+              <w:rPr>
+                <w:rFonts w:ascii="Microsoft YaHei" w:cs="Microsoft YaHei" w:eastAsia="Microsoft YaHei" w:hAnsi="Microsoft YaHei"/>
+                <w:color w:val="1a1a2e"/>
+                <w:sz w:val="20"/>
+                <w:szCs w:val="20"/>
+              </w:rPr>
+              <w:t xml:space="preserve">@HRD + @全员</w:t>
+            </w:r>
+          </w:p>
+        </w:tc>
+        <w:tc>
+          <w:tcPr>
+            <w:tcMar>
+              <w:top w:type="dxa" w:w="50"/>
+              <w:left w:type="dxa" w:w="80"/>
+              <w:bottom w:type="dxa" w:w="50"/>
+              <w:right w:type="dxa" w:w="80"/>
+            </w:tcMar>
+          </w:tcPr>
+          <w:p>
+            <w:pPr>
+              <w:jc w:val="left"/>
+            </w:pPr>
+            <w:r>
+              <w:rPr>
+                <w:rFonts w:ascii="Microsoft YaHei" w:cs="Microsoft YaHei" w:eastAsia="Microsoft YaHei" w:hAnsi="Microsoft YaHei"/>
+                <w:color w:val="1a1a2e"/>
+                <w:sz w:val="20"/>
+                <w:szCs w:val="20"/>
+              </w:rPr>
+              <w:t xml:space="preserve">确保管理层知晓结果</w:t>
+            </w:r>
+          </w:p>
+        </w:tc>
+      </w:tr>
+      <w:tr>
+        <w:tc>
+          <w:tcPr>
+            <w:shd w:fill="f5f7fa" w:color="auto" w:val="clear"/>
+            <w:tcMar>
+              <w:top w:type="dxa" w:w="50"/>
+              <w:left w:type="dxa" w:w="80"/>
+              <w:bottom w:type="dxa" w:w="50"/>
+              <w:right w:type="dxa" w:w="80"/>
+            </w:tcMar>
+          </w:tcPr>
+          <w:p>
+            <w:pPr>
+              <w:jc w:val="left"/>
+            </w:pPr>
+            <w:r>
+              <w:rPr>
+                <w:rFonts w:ascii="Microsoft YaHei" w:cs="Microsoft YaHei" w:eastAsia="Microsoft YaHei" w:hAnsi="Microsoft YaHei"/>
+                <w:b/>
+                <w:bCs/>
+                <w:color w:val="1a1a2e"/>
+                <w:sz w:val="20"/>
+                <w:szCs w:val="20"/>
+              </w:rPr>
               <w:t xml:space="preserve">入职通知</w:t>
             </w:r>
           </w:p>
         </w:tc>
         <w:tc>
           <w:tcPr>
-            <w:tcMar>
-              <w:top w:type="dxa" w:w="50"/>
-              <w:left w:type="dxa" w:w="80"/>
-              <w:bottom w:type="dxa" w:w="50"/>
-              <w:right w:type="dxa" w:w="80"/>
-            </w:tcMar>
-          </w:tcPr>
-          <w:p>
-            <w:pPr>
-              <w:jc w:val="left"/>
-            </w:pPr>
-            <w:r>
-              <w:rPr>
-                <w:rFonts w:ascii="Microsoft YaHei" w:cs="Microsoft YaHei" w:eastAsia="Microsoft YaHei" w:hAnsi="Microsoft YaHei"/>
-                <w:color w:val="1a1a2e"/>
-                <w:sz w:val="20"/>
-                <w:szCs w:val="20"/>
-              </w:rPr>
-              <w:t xml:space="preserve">@massie + @Zoe</w:t>
-            </w:r>
-          </w:p>
-        </w:tc>
-        <w:tc>
-          <w:tcPr>
+            <w:shd w:fill="f5f7fa" w:color="auto" w:val="clear"/>
+            <w:tcMar>
+              <w:top w:type="dxa" w:w="50"/>
+              <w:left w:type="dxa" w:w="80"/>
+              <w:bottom w:type="dxa" w:w="50"/>
+              <w:right w:type="dxa" w:w="80"/>
+            </w:tcMar>
+          </w:tcPr>
+          <w:p>
+            <w:pPr>
+              <w:jc w:val="left"/>
+            </w:pPr>
+            <w:r>
+              <w:rPr>
+                <w:rFonts w:ascii="Microsoft YaHei" w:cs="Microsoft YaHei" w:eastAsia="Microsoft YaHei" w:hAnsi="Microsoft YaHei"/>
+                <w:color w:val="1a1a2e"/>
+                <w:sz w:val="20"/>
+                <w:szCs w:val="20"/>
+              </w:rPr>
+              <w:t xml:space="preserve">@HRD + @SSC</w:t>
+            </w:r>
+          </w:p>
+        </w:tc>
+        <w:tc>
+          <w:tcPr>
+            <w:shd w:fill="f5f7fa" w:color="auto" w:val="clear"/>
             <w:tcMar>
               <w:top w:type="dxa" w:w="50"/>
               <w:left w:type="dxa" w:w="80"/>
@@ -826,7 +2180,7 @@
                 <w:sz w:val="20"/>
                 <w:szCs w:val="20"/>
               </w:rPr>
-              <w:t xml:space="preserve">云服务器</w:t>
+              <w:t xml:space="preserve">https://practice-ledger.onrender.com</w:t>
             </w:r>
           </w:p>
         </w:tc>
@@ -981,7 +2335,7 @@
                 <w:sz w:val="20"/>
                 <w:szCs w:val="20"/>
               </w:rPr>
-              <w:t xml:space="preserve">SSC个人电脑（加密）</w:t>
+              <w:t xml:space="preserve">SSC(Zoe)个人电脑（加密）</w:t>
             </w:r>
           </w:p>
         </w:tc>
@@ -1042,10 +2396,67 @@
         <w:gridCol w:w="100"/>
         <w:gridCol w:w="100"/>
         <w:gridCol w:w="100"/>
+        <w:gridCol w:w="100"/>
       </w:tblGrid>
       <w:tr>
         <w:tc>
           <w:tcPr>
+            <w:tcW w:type="pct" w:w="15%"/>
+            <w:shd w:fill="1a56c4" w:color="auto" w:val="clear"/>
+            <w:tcMar>
+              <w:top w:type="dxa" w:w="60"/>
+              <w:left w:type="dxa" w:w="80"/>
+              <w:bottom w:type="dxa" w:w="60"/>
+              <w:right w:type="dxa" w:w="80"/>
+            </w:tcMar>
+          </w:tcPr>
+          <w:p>
+            <w:pPr>
+              <w:jc w:val="center"/>
+            </w:pPr>
+            <w:r>
+              <w:rPr>
+                <w:rFonts w:ascii="Microsoft YaHei" w:cs="Microsoft YaHei" w:eastAsia="Microsoft YaHei" w:hAnsi="Microsoft YaHei"/>
+                <w:b/>
+                <w:bCs/>
+                <w:color w:val="FFFFFF"/>
+                <w:sz w:val="20"/>
+                <w:szCs w:val="20"/>
+              </w:rPr>
+              <w:t xml:space="preserve">角色</w:t>
+            </w:r>
+          </w:p>
+        </w:tc>
+        <w:tc>
+          <w:tcPr>
+            <w:tcW w:type="pct" w:w="15%"/>
+            <w:shd w:fill="1a56c4" w:color="auto" w:val="clear"/>
+            <w:tcMar>
+              <w:top w:type="dxa" w:w="60"/>
+              <w:left w:type="dxa" w:w="80"/>
+              <w:bottom w:type="dxa" w:w="60"/>
+              <w:right w:type="dxa" w:w="80"/>
+            </w:tcMar>
+          </w:tcPr>
+          <w:p>
+            <w:pPr>
+              <w:jc w:val="center"/>
+            </w:pPr>
+            <w:r>
+              <w:rPr>
+                <w:rFonts w:ascii="Microsoft YaHei" w:cs="Microsoft YaHei" w:eastAsia="Microsoft YaHei" w:hAnsi="Microsoft YaHei"/>
+                <w:b/>
+                <w:bCs/>
+                <w:color w:val="FFFFFF"/>
+                <w:sz w:val="20"/>
+                <w:szCs w:val="20"/>
+              </w:rPr>
+              <w:t xml:space="preserve">人员</w:t>
+            </w:r>
+          </w:p>
+        </w:tc>
+        <w:tc>
+          <w:tcPr>
             <w:tcW w:type="pct" w:w="20%"/>
             <w:shd w:fill="1a56c4" w:color="auto" w:val="clear"/>
             <w:tcMar>
@@ -1068,34 +2479,6 @@
                 <w:sz w:val="20"/>
                 <w:szCs w:val="20"/>
               </w:rPr>
-              <w:t xml:space="preserve">角色</w:t>
-            </w:r>
-          </w:p>
-        </w:tc>
-        <w:tc>
-          <w:tcPr>
-            <w:tcW w:type="pct" w:w="30%"/>
-            <w:shd w:fill="1a56c4" w:color="auto" w:val="clear"/>
-            <w:tcMar>
-              <w:top w:type="dxa" w:w="60"/>
-              <w:left w:type="dxa" w:w="80"/>
-              <w:bottom w:type="dxa" w:w="60"/>
-              <w:right w:type="dxa" w:w="80"/>
-            </w:tcMar>
-          </w:tcPr>
-          <w:p>
-            <w:pPr>
-              <w:jc w:val="center"/>
-            </w:pPr>
-            <w:r>
-              <w:rPr>
-                <w:rFonts w:ascii="Microsoft YaHei" w:cs="Microsoft YaHei" w:eastAsia="Microsoft YaHei" w:hAnsi="Microsoft YaHei"/>
-                <w:b/>
-                <w:bCs/>
-                <w:color w:val="FFFFFF"/>
-                <w:sz w:val="20"/>
-                <w:szCs w:val="20"/>
-              </w:rPr>
               <w:t xml:space="preserve">权限</w:t>
             </w:r>
           </w:p>
@@ -1174,6 +2557,30 @@
                 <w:sz w:val="20"/>
                 <w:szCs w:val="20"/>
               </w:rPr>
+              <w:t xml:space="preserve">莫青霖</w:t>
+            </w:r>
+          </w:p>
+        </w:tc>
+        <w:tc>
+          <w:tcPr>
+            <w:tcMar>
+              <w:top w:type="dxa" w:w="50"/>
+              <w:left w:type="dxa" w:w="80"/>
+              <w:bottom w:type="dxa" w:w="50"/>
+              <w:right w:type="dxa" w:w="80"/>
+            </w:tcMar>
+          </w:tcPr>
+          <w:p>
+            <w:pPr>
+              <w:jc w:val="left"/>
+            </w:pPr>
+            <w:r>
+              <w:rPr>
+                <w:rFonts w:ascii="Microsoft YaHei" w:cs="Microsoft YaHei" w:eastAsia="Microsoft YaHei" w:hAnsi="Microsoft YaHei"/>
+                <w:color w:val="1a1a2e"/>
+                <w:sz w:val="20"/>
+                <w:szCs w:val="20"/>
+              </w:rPr>
               <w:t xml:space="preserve">登记/编辑</w:t>
             </w:r>
           </w:p>
@@ -1250,6 +2657,31 @@
                 <w:sz w:val="20"/>
                 <w:szCs w:val="20"/>
               </w:rPr>
+              <w:t xml:space="preserve">Zoe</w:t>
+            </w:r>
+          </w:p>
+        </w:tc>
+        <w:tc>
+          <w:tcPr>
+            <w:shd w:fill="f5f7fa" w:color="auto" w:val="clear"/>
+            <w:tcMar>
+              <w:top w:type="dxa" w:w="50"/>
+              <w:left w:type="dxa" w:w="80"/>
+              <w:bottom w:type="dxa" w:w="50"/>
+              <w:right w:type="dxa" w:w="80"/>
+            </w:tcMar>
+          </w:tcPr>
+          <w:p>
+            <w:pPr>
+              <w:jc w:val="left"/>
+            </w:pPr>
+            <w:r>
+              <w:rPr>
+                <w:rFonts w:ascii="Microsoft YaHei" w:cs="Microsoft YaHei" w:eastAsia="Microsoft YaHei" w:hAnsi="Microsoft YaHei"/>
+                <w:color w:val="1a1a2e"/>
+                <w:sz w:val="20"/>
+                <w:szCs w:val="20"/>
+              </w:rPr>
               <w:t xml:space="preserve">全量读写</w:t>
             </w:r>
           </w:p>
@@ -1301,7 +2733,31 @@
                 <w:sz w:val="20"/>
                 <w:szCs w:val="20"/>
               </w:rPr>
-              <w:t xml:space="preserve">管理层</w:t>
+              <w:t xml:space="preserve">HRD</w:t>
+            </w:r>
+          </w:p>
+        </w:tc>
+        <w:tc>
+          <w:tcPr>
+            <w:tcMar>
+              <w:top w:type="dxa" w:w="50"/>
+              <w:left w:type="dxa" w:w="80"/>
+              <w:bottom w:type="dxa" w:w="50"/>
+              <w:right w:type="dxa" w:w="80"/>
+            </w:tcMar>
+          </w:tcPr>
+          <w:p>
+            <w:pPr>
+              <w:jc w:val="left"/>
+            </w:pPr>
+            <w:r>
+              <w:rPr>
+                <w:rFonts w:ascii="Microsoft YaHei" w:cs="Microsoft YaHei" w:eastAsia="Microsoft YaHei" w:hAnsi="Microsoft YaHei"/>
+                <w:color w:val="1a1a2e"/>
+                <w:sz w:val="20"/>
+                <w:szCs w:val="20"/>
+              </w:rPr>
+              <w:t xml:space="preserve">massie</w:t>
             </w:r>
           </w:p>
         </w:tc>
@@ -1450,81 +2906,440 @@
           <w:sz w:val="26"/>
           <w:szCs w:val="26"/>
         </w:rPr>
-        <w:t xml:space="preserve">部署需求</w:t>
+        <w:t xml:space="preserve">系统账号</w:t>
       </w:r>
     </w:p>
-    <w:p>
-      <w:pPr>
-        <w:pStyle w:val="ListParagraph"/>
-        <w:numPr>
-          <w:ilvl w:val="0"/>
-          <w:numId w:val="1"/>
-        </w:numPr>
-        <w:spacing w:after="40" w:before="40"/>
-      </w:pPr>
-      <w:r>
-        <w:rPr>
-          <w:rFonts w:ascii="Microsoft YaHei" w:cs="Microsoft YaHei" w:eastAsia="Microsoft YaHei" w:hAnsi="Microsoft YaHei"/>
-          <w:sz w:val="21"/>
-          <w:szCs w:val="21"/>
-        </w:rPr>
-        <w:t xml:space="preserve">云端服务器（Render.com免费版即可）</w:t>
-      </w:r>
-    </w:p>
-    <w:p>
-      <w:pPr>
-        <w:pStyle w:val="ListParagraph"/>
-        <w:numPr>
-          <w:ilvl w:val="0"/>
-          <w:numId w:val="1"/>
-        </w:numPr>
-        <w:spacing w:after="40" w:before="40"/>
-      </w:pPr>
-      <w:r>
-        <w:rPr>
-          <w:rFonts w:ascii="Microsoft YaHei" w:cs="Microsoft YaHei" w:eastAsia="Microsoft YaHei" w:hAnsi="Microsoft YaHei"/>
-          <w:sz w:val="21"/>
-          <w:szCs w:val="21"/>
-        </w:rPr>
-        <w:t xml:space="preserve">企微群机器人（已配置）</w:t>
-      </w:r>
-    </w:p>
-    <w:p>
-      <w:pPr>
-        <w:pStyle w:val="ListParagraph"/>
-        <w:numPr>
-          <w:ilvl w:val="0"/>
-          <w:numId w:val="1"/>
-        </w:numPr>
-        <w:spacing w:after="40" w:before="40"/>
-      </w:pPr>
-      <w:r>
-        <w:rPr>
-          <w:rFonts w:ascii="Microsoft YaHei" w:cs="Microsoft YaHei" w:eastAsia="Microsoft YaHei" w:hAnsi="Microsoft YaHei"/>
-          <w:sz w:val="21"/>
-          <w:szCs w:val="21"/>
-        </w:rPr>
-        <w:t xml:space="preserve">SSC个人电脑（运行本地薪资工具）</w:t>
-      </w:r>
-    </w:p>
-    <w:p>
-      <w:pPr>
-        <w:pStyle w:val="ListParagraph"/>
-        <w:numPr>
-          <w:ilvl w:val="0"/>
-          <w:numId w:val="1"/>
-        </w:numPr>
-        <w:spacing w:after="40" w:before="40"/>
-      </w:pPr>
-      <w:r>
-        <w:rPr>
-          <w:rFonts w:ascii="Microsoft YaHei" w:cs="Microsoft YaHei" w:eastAsia="Microsoft YaHei" w:hAnsi="Microsoft YaHei"/>
-          <w:sz w:val="21"/>
-          <w:szCs w:val="21"/>
-        </w:rPr>
-        <w:t xml:space="preserve">系统账号：admin（行政）/ hr（SSC）/ manager（管理层）</w:t>
-      </w:r>
-    </w:p>
+    <w:tbl>
+      <w:tblPr>
+        <w:tblW w:type="pct" w:w="100%"/>
+        <w:tblBorders>
+          <w:top w:val="single" w:color="auto" w:sz="4"/>
+          <w:left w:val="single" w:color="auto" w:sz="4"/>
+          <w:bottom w:val="single" w:color="auto" w:sz="4"/>
+          <w:right w:val="single" w:color="auto" w:sz="4"/>
+          <w:insideH w:val="single" w:color="auto" w:sz="4"/>
+          <w:insideV w:val="single" w:color="auto" w:sz="4"/>
+        </w:tblBorders>
+      </w:tblPr>
+      <w:tblGrid>
+        <w:gridCol w:w="100"/>
+        <w:gridCol w:w="100"/>
+        <w:gridCol w:w="100"/>
+        <w:gridCol w:w="100"/>
+      </w:tblGrid>
+      <w:tr>
+        <w:tc>
+          <w:tcPr>
+            <w:tcW w:type="pct" w:w="25%"/>
+            <w:shd w:fill="1a56c4" w:color="auto" w:val="clear"/>
+            <w:tcMar>
+              <w:top w:type="dxa" w:w="60"/>
+              <w:left w:type="dxa" w:w="80"/>
+              <w:bottom w:type="dxa" w:w="60"/>
+              <w:right w:type="dxa" w:w="80"/>
+            </w:tcMar>
+          </w:tcPr>
+          <w:p>
+            <w:pPr>
+              <w:jc w:val="center"/>
+            </w:pPr>
+            <w:r>
+              <w:rPr>
+                <w:rFonts w:ascii="Microsoft YaHei" w:cs="Microsoft YaHei" w:eastAsia="Microsoft YaHei" w:hAnsi="Microsoft YaHei"/>
+                <w:b/>
+                <w:bCs/>
+                <w:color w:val="FFFFFF"/>
+                <w:sz w:val="20"/>
+                <w:szCs w:val="20"/>
+              </w:rPr>
+              <w:t xml:space="preserve">角色</w:t>
+            </w:r>
+          </w:p>
+        </w:tc>
+        <w:tc>
+          <w:tcPr>
+            <w:tcW w:type="pct" w:w="25%"/>
+            <w:shd w:fill="1a56c4" w:color="auto" w:val="clear"/>
+            <w:tcMar>
+              <w:top w:type="dxa" w:w="60"/>
+              <w:left w:type="dxa" w:w="80"/>
+              <w:bottom w:type="dxa" w:w="60"/>
+              <w:right w:type="dxa" w:w="80"/>
+            </w:tcMar>
+          </w:tcPr>
+          <w:p>
+            <w:pPr>
+              <w:jc w:val="center"/>
+            </w:pPr>
+            <w:r>
+              <w:rPr>
+                <w:rFonts w:ascii="Microsoft YaHei" w:cs="Microsoft YaHei" w:eastAsia="Microsoft YaHei" w:hAnsi="Microsoft YaHei"/>
+                <w:b/>
+                <w:bCs/>
+                <w:color w:val="FFFFFF"/>
+                <w:sz w:val="20"/>
+                <w:szCs w:val="20"/>
+              </w:rPr>
+              <w:t xml:space="preserve">用户名</w:t>
+            </w:r>
+          </w:p>
+        </w:tc>
+        <w:tc>
+          <w:tcPr>
+            <w:tcW w:type="pct" w:w="25%"/>
+            <w:shd w:fill="1a56c4" w:color="auto" w:val="clear"/>
+            <w:tcMar>
+              <w:top w:type="dxa" w:w="60"/>
+              <w:left w:type="dxa" w:w="80"/>
+              <w:bottom w:type="dxa" w:w="60"/>
+              <w:right w:type="dxa" w:w="80"/>
+            </w:tcMar>
+          </w:tcPr>
+          <w:p>
+            <w:pPr>
+              <w:jc w:val="center"/>
+            </w:pPr>
+            <w:r>
+              <w:rPr>
+                <w:rFonts w:ascii="Microsoft YaHei" w:cs="Microsoft YaHei" w:eastAsia="Microsoft YaHei" w:hAnsi="Microsoft YaHei"/>
+                <w:b/>
+                <w:bCs/>
+                <w:color w:val="FFFFFF"/>
+                <w:sz w:val="20"/>
+                <w:szCs w:val="20"/>
+              </w:rPr>
+              <w:t xml:space="preserve">密码</w:t>
+            </w:r>
+          </w:p>
+        </w:tc>
+        <w:tc>
+          <w:tcPr>
+            <w:tcW w:type="pct" w:w="25%"/>
+            <w:shd w:fill="1a56c4" w:color="auto" w:val="clear"/>
+            <w:tcMar>
+              <w:top w:type="dxa" w:w="60"/>
+              <w:left w:type="dxa" w:w="80"/>
+              <w:bottom w:type="dxa" w:w="60"/>
+              <w:right w:type="dxa" w:w="80"/>
+            </w:tcMar>
+          </w:tcPr>
+          <w:p>
+            <w:pPr>
+              <w:jc w:val="center"/>
+            </w:pPr>
+            <w:r>
+              <w:rPr>
+                <w:rFonts w:ascii="Microsoft YaHei" w:cs="Microsoft YaHei" w:eastAsia="Microsoft YaHei" w:hAnsi="Microsoft YaHei"/>
+                <w:b/>
+                <w:bCs/>
+                <w:color w:val="FFFFFF"/>
+                <w:sz w:val="20"/>
+                <w:szCs w:val="20"/>
+              </w:rPr>
+              <w:t xml:space="preserve">人员</w:t>
+            </w:r>
+          </w:p>
+        </w:tc>
+      </w:tr>
+      <w:tr>
+        <w:tc>
+          <w:tcPr>
+            <w:tcMar>
+              <w:top w:type="dxa" w:w="50"/>
+              <w:left w:type="dxa" w:w="80"/>
+              <w:bottom w:type="dxa" w:w="50"/>
+              <w:right w:type="dxa" w:w="80"/>
+            </w:tcMar>
+          </w:tcPr>
+          <w:p>
+            <w:pPr>
+              <w:jc w:val="left"/>
+            </w:pPr>
+            <w:r>
+              <w:rPr>
+                <w:rFonts w:ascii="Microsoft YaHei" w:cs="Microsoft YaHei" w:eastAsia="Microsoft YaHei" w:hAnsi="Microsoft YaHei"/>
+                <w:color w:val="1a1a2e"/>
+                <w:sz w:val="20"/>
+                <w:szCs w:val="20"/>
+              </w:rPr>
+              <w:t xml:space="preserve">行政</w:t>
+            </w:r>
+          </w:p>
+        </w:tc>
+        <w:tc>
+          <w:tcPr>
+            <w:tcMar>
+              <w:top w:type="dxa" w:w="50"/>
+              <w:left w:type="dxa" w:w="80"/>
+              <w:bottom w:type="dxa" w:w="50"/>
+              <w:right w:type="dxa" w:w="80"/>
+            </w:tcMar>
+          </w:tcPr>
+          <w:p>
+            <w:pPr>
+              <w:jc w:val="left"/>
+            </w:pPr>
+            <w:r>
+              <w:rPr>
+                <w:rFonts w:ascii="Microsoft YaHei" w:cs="Microsoft YaHei" w:eastAsia="Microsoft YaHei" w:hAnsi="Microsoft YaHei"/>
+                <w:color w:val="1a1a2e"/>
+                <w:sz w:val="20"/>
+                <w:szCs w:val="20"/>
+              </w:rPr>
+              <w:t xml:space="preserve">admin</w:t>
+            </w:r>
+          </w:p>
+        </w:tc>
+        <w:tc>
+          <w:tcPr>
+            <w:tcMar>
+              <w:top w:type="dxa" w:w="50"/>
+              <w:left w:type="dxa" w:w="80"/>
+              <w:bottom w:type="dxa" w:w="50"/>
+              <w:right w:type="dxa" w:w="80"/>
+            </w:tcMar>
+          </w:tcPr>
+          <w:p>
+            <w:pPr>
+              <w:jc w:val="left"/>
+            </w:pPr>
+            <w:r>
+              <w:rPr>
+                <w:rFonts w:ascii="Microsoft YaHei" w:cs="Microsoft YaHei" w:eastAsia="Microsoft YaHei" w:hAnsi="Microsoft YaHei"/>
+                <w:color w:val="1a1a2e"/>
+                <w:sz w:val="20"/>
+                <w:szCs w:val="20"/>
+              </w:rPr>
+              <w:t xml:space="preserve">admin123</w:t>
+            </w:r>
+          </w:p>
+        </w:tc>
+        <w:tc>
+          <w:tcPr>
+            <w:tcMar>
+              <w:top w:type="dxa" w:w="50"/>
+              <w:left w:type="dxa" w:w="80"/>
+              <w:bottom w:type="dxa" w:w="50"/>
+              <w:right w:type="dxa" w:w="80"/>
+            </w:tcMar>
+          </w:tcPr>
+          <w:p>
+            <w:pPr>
+              <w:jc w:val="left"/>
+            </w:pPr>
+            <w:r>
+              <w:rPr>
+                <w:rFonts w:ascii="Microsoft YaHei" w:cs="Microsoft YaHei" w:eastAsia="Microsoft YaHei" w:hAnsi="Microsoft YaHei"/>
+                <w:color w:val="1a1a2e"/>
+                <w:sz w:val="20"/>
+                <w:szCs w:val="20"/>
+              </w:rPr>
+              <w:t xml:space="preserve">莫青霖</w:t>
+            </w:r>
+          </w:p>
+        </w:tc>
+      </w:tr>
+      <w:tr>
+        <w:tc>
+          <w:tcPr>
+            <w:shd w:fill="f5f7fa" w:color="auto" w:val="clear"/>
+            <w:tcMar>
+              <w:top w:type="dxa" w:w="50"/>
+              <w:left w:type="dxa" w:w="80"/>
+              <w:bottom w:type="dxa" w:w="50"/>
+              <w:right w:type="dxa" w:w="80"/>
+            </w:tcMar>
+          </w:tcPr>
+          <w:p>
+            <w:pPr>
+              <w:jc w:val="left"/>
+            </w:pPr>
+            <w:r>
+              <w:rPr>
+                <w:rFonts w:ascii="Microsoft YaHei" w:cs="Microsoft YaHei" w:eastAsia="Microsoft YaHei" w:hAnsi="Microsoft YaHei"/>
+                <w:color w:val="1a1a2e"/>
+                <w:sz w:val="20"/>
+                <w:szCs w:val="20"/>
+              </w:rPr>
+              <w:t xml:space="preserve">SSC</w:t>
+            </w:r>
+          </w:p>
+        </w:tc>
+        <w:tc>
+          <w:tcPr>
+            <w:shd w:fill="f5f7fa" w:color="auto" w:val="clear"/>
+            <w:tcMar>
+              <w:top w:type="dxa" w:w="50"/>
+              <w:left w:type="dxa" w:w="80"/>
+              <w:bottom w:type="dxa" w:w="50"/>
+              <w:right w:type="dxa" w:w="80"/>
+            </w:tcMar>
+          </w:tcPr>
+          <w:p>
+            <w:pPr>
+              <w:jc w:val="left"/>
+            </w:pPr>
+            <w:r>
+              <w:rPr>
+                <w:rFonts w:ascii="Microsoft YaHei" w:cs="Microsoft YaHei" w:eastAsia="Microsoft YaHei" w:hAnsi="Microsoft YaHei"/>
+                <w:color w:val="1a1a2e"/>
+                <w:sz w:val="20"/>
+                <w:szCs w:val="20"/>
+              </w:rPr>
+              <w:t xml:space="preserve">hr</w:t>
+            </w:r>
+          </w:p>
+        </w:tc>
+        <w:tc>
+          <w:tcPr>
+            <w:shd w:fill="f5f7fa" w:color="auto" w:val="clear"/>
+            <w:tcMar>
+              <w:top w:type="dxa" w:w="50"/>
+              <w:left w:type="dxa" w:w="80"/>
+              <w:bottom w:type="dxa" w:w="50"/>
+              <w:right w:type="dxa" w:w="80"/>
+            </w:tcMar>
+          </w:tcPr>
+          <w:p>
+            <w:pPr>
+              <w:jc w:val="left"/>
+            </w:pPr>
+            <w:r>
+              <w:rPr>
+                <w:rFonts w:ascii="Microsoft YaHei" w:cs="Microsoft YaHei" w:eastAsia="Microsoft YaHei" w:hAnsi="Microsoft YaHei"/>
+                <w:color w:val="1a1a2e"/>
+                <w:sz w:val="20"/>
+                <w:szCs w:val="20"/>
+              </w:rPr>
+              <w:t xml:space="preserve">hr666</w:t>
+            </w:r>
+          </w:p>
+        </w:tc>
+        <w:tc>
+          <w:tcPr>
+            <w:shd w:fill="f5f7fa" w:color="auto" w:val="clear"/>
+            <w:tcMar>
+              <w:top w:type="dxa" w:w="50"/>
+              <w:left w:type="dxa" w:w="80"/>
+              <w:bottom w:type="dxa" w:w="50"/>
+              <w:right w:type="dxa" w:w="80"/>
+            </w:tcMar>
+          </w:tcPr>
+          <w:p>
+            <w:pPr>
+              <w:jc w:val="left"/>
+            </w:pPr>
+            <w:r>
+              <w:rPr>
+                <w:rFonts w:ascii="Microsoft YaHei" w:cs="Microsoft YaHei" w:eastAsia="Microsoft YaHei" w:hAnsi="Microsoft YaHei"/>
+                <w:color w:val="1a1a2e"/>
+                <w:sz w:val="20"/>
+                <w:szCs w:val="20"/>
+              </w:rPr>
+              <w:t xml:space="preserve">Zoe</w:t>
+            </w:r>
+          </w:p>
+        </w:tc>
+      </w:tr>
+      <w:tr>
+        <w:tc>
+          <w:tcPr>
+            <w:tcMar>
+              <w:top w:type="dxa" w:w="50"/>
+              <w:left w:type="dxa" w:w="80"/>
+              <w:bottom w:type="dxa" w:w="50"/>
+              <w:right w:type="dxa" w:w="80"/>
+            </w:tcMar>
+          </w:tcPr>
+          <w:p>
+            <w:pPr>
+              <w:jc w:val="left"/>
+            </w:pPr>
+            <w:r>
+              <w:rPr>
+                <w:rFonts w:ascii="Microsoft YaHei" w:cs="Microsoft YaHei" w:eastAsia="Microsoft YaHei" w:hAnsi="Microsoft YaHei"/>
+                <w:color w:val="1a1a2e"/>
+                <w:sz w:val="20"/>
+                <w:szCs w:val="20"/>
+              </w:rPr>
+              <w:t xml:space="preserve">HRD</w:t>
+            </w:r>
+          </w:p>
+        </w:tc>
+        <w:tc>
+          <w:tcPr>
+            <w:tcMar>
+              <w:top w:type="dxa" w:w="50"/>
+              <w:left w:type="dxa" w:w="80"/>
+              <w:bottom w:type="dxa" w:w="50"/>
+              <w:right w:type="dxa" w:w="80"/>
+            </w:tcMar>
+          </w:tcPr>
+          <w:p>
+            <w:pPr>
+              <w:jc w:val="left"/>
+            </w:pPr>
+            <w:r>
+              <w:rPr>
+                <w:rFonts w:ascii="Microsoft YaHei" w:cs="Microsoft YaHei" w:eastAsia="Microsoft YaHei" w:hAnsi="Microsoft YaHei"/>
+                <w:color w:val="1a1a2e"/>
+                <w:sz w:val="20"/>
+                <w:szCs w:val="20"/>
+              </w:rPr>
+              <w:t xml:space="preserve">manager</w:t>
+            </w:r>
+          </w:p>
+        </w:tc>
+        <w:tc>
+          <w:tcPr>
+            <w:tcMar>
+              <w:top w:type="dxa" w:w="50"/>
+              <w:left w:type="dxa" w:w="80"/>
+              <w:bottom w:type="dxa" w:w="50"/>
+              <w:right w:type="dxa" w:w="80"/>
+            </w:tcMar>
+          </w:tcPr>
+          <w:p>
+            <w:pPr>
+              <w:jc w:val="left"/>
+            </w:pPr>
+            <w:r>
+              <w:rPr>
+                <w:rFonts w:ascii="Microsoft YaHei" w:cs="Microsoft YaHei" w:eastAsia="Microsoft YaHei" w:hAnsi="Microsoft YaHei"/>
+                <w:color w:val="1a1a2e"/>
+                <w:sz w:val="20"/>
+                <w:szCs w:val="20"/>
+              </w:rPr>
+              <w:t xml:space="preserve">mgr888</w:t>
+            </w:r>
+          </w:p>
+        </w:tc>
+        <w:tc>
+          <w:tcPr>
+            <w:tcMar>
+              <w:top w:type="dxa" w:w="50"/>
+              <w:left w:type="dxa" w:w="80"/>
+              <w:bottom w:type="dxa" w:w="50"/>
+              <w:right w:type="dxa" w:w="80"/>
+            </w:tcMar>
+          </w:tcPr>
+          <w:p>
+            <w:pPr>
+              <w:jc w:val="left"/>
+            </w:pPr>
+            <w:r>
+              <w:rPr>
+                <w:rFonts w:ascii="Microsoft YaHei" w:cs="Microsoft YaHei" w:eastAsia="Microsoft YaHei" w:hAnsi="Microsoft YaHei"/>
+                <w:color w:val="1a1a2e"/>
+                <w:sz w:val="20"/>
+                <w:szCs w:val="20"/>
+              </w:rPr>
+              <w:t xml:space="preserve">massie</w:t>
+            </w:r>
+          </w:p>
+        </w:tc>
+      </w:tr>
+    </w:tbl>
     <w:p>
       <w:pPr>
         <w:spacing w:after="80" w:before="80"/>
@@ -1564,13 +3379,15 @@
                 <w:sz w:val="21"/>
                 <w:szCs w:val="21"/>
               </w:rPr>
-              <w:t xml:space="preserve">系统已在本地跑通，仅需部署到云端即可对外使用。</w:t>
+              <w:t xml:space="preserve">系统已部署上线：https://practice-ledger.onrender.com</w:t>
             </w:r>
           </w:p>
         </w:tc>
       </w:tr>
     </w:tbl>
     <w:sectPr>
+      <w:headerReference w:type="default" r:id="rId7"/>
+      <w:footerReference w:type="default" r:id="rId8"/>
       <w:pgSz w:w="11906" w:h="16838" w:orient="portrait"/>
       <w:pgMar w:top="1000" w:right="1200" w:bottom="1000" w:left="1200" w:header="708" w:footer="708" w:gutter="0"/>
       <w:pgNumType/>
@@ -1621,6 +3438,46 @@
 </w:endnotes>
 </file>
 
+<file path=word/footer1.xml><?xml version="1.0" encoding="utf-8"?>
+<w:ftr xmlns:wpc="http://schemas.microsoft.com/office/word/2010/wordprocessingCanvas" xmlns:mc="http://schemas.openxmlformats.org/markup-compatibility/2006" xmlns:o="urn:schemas-microsoft-com:office:office" xmlns:r="http://schemas.openxmlformats.org/officeDocument/2006/relationships" xmlns:m="http://schemas.openxmlformats.org/officeDocument/2006/math" xmlns:v="urn:schemas-microsoft-com:vml" xmlns:wp14="http://schemas.microsoft.com/office/word/2010/wordprocessingDrawing" xmlns:wp="http://schemas.openxmlformats.org/drawingml/2006/wordprocessingDrawing" xmlns:w10="urn:schemas-microsoft-com:office:word" xmlns:w="http://schemas.openxmlformats.org/wordprocessingml/2006/main" xmlns:w14="http://schemas.microsoft.com/office/word/2010/wordml" xmlns:w15="http://schemas.microsoft.com/office/word/2012/wordml" xmlns:wpg="http://schemas.microsoft.com/office/word/2010/wordprocessingGroup" xmlns:wpi="http://schemas.microsoft.com/office/word/2010/wordprocessingInk" xmlns:wne="http://schemas.microsoft.com/office/word/2006/wordml" xmlns:wps="http://schemas.microsoft.com/office/word/2010/wordprocessingShape">
+  <w:p>
+    <w:pPr>
+      <w:jc w:val="center"/>
+    </w:pPr>
+    <w:r>
+      <w:rPr>
+        <w:rFonts w:ascii="Microsoft YaHei" w:cs="Microsoft YaHei" w:eastAsia="Microsoft YaHei" w:hAnsi="Microsoft YaHei"/>
+        <w:color w:val="666666"/>
+        <w:sz w:val="16"/>
+        <w:szCs w:val="16"/>
+      </w:rPr>
+      <w:t xml:space="preserve">第 </w:t>
+    </w:r>
+    <w:r>
+      <w:rPr>
+        <w:rFonts w:ascii="Microsoft YaHei" w:cs="Microsoft YaHei" w:eastAsia="Microsoft YaHei" w:hAnsi="Microsoft YaHei"/>
+        <w:color w:val="666666"/>
+        <w:sz w:val="16"/>
+        <w:szCs w:val="16"/>
+      </w:rPr>
+      <w:fldChar w:fldCharType="begin"/>
+      <w:instrText xml:space="preserve">PAGE</w:instrText>
+      <w:fldChar w:fldCharType="separate"/>
+      <w:fldChar w:fldCharType="end"/>
+    </w:r>
+    <w:r>
+      <w:rPr>
+        <w:rFonts w:ascii="Microsoft YaHei" w:cs="Microsoft YaHei" w:eastAsia="Microsoft YaHei" w:hAnsi="Microsoft YaHei"/>
+        <w:color w:val="666666"/>
+        <w:sz w:val="16"/>
+        <w:szCs w:val="16"/>
+      </w:rPr>
+      <w:t xml:space="preserve"> 页</w:t>
+    </w:r>
+  </w:p>
+</w:ftr>
+</file>
+
 <file path=word/footnotes.xml><?xml version="1.0" encoding="utf-8"?>
 <w:footnotes xmlns:wpc="http://schemas.microsoft.com/office/word/2010/wordprocessingCanvas" xmlns:mc="http://schemas.openxmlformats.org/markup-compatibility/2006" xmlns:o="urn:schemas-microsoft-com:office:office" xmlns:r="http://schemas.openxmlformats.org/officeDocument/2006/relationships" xmlns:m="http://schemas.openxmlformats.org/officeDocument/2006/math" xmlns:v="urn:schemas-microsoft-com:vml" xmlns:wp14="http://schemas.microsoft.com/office/word/2010/wordprocessingDrawing" xmlns:wp="http://schemas.openxmlformats.org/drawingml/2006/wordprocessingDrawing" xmlns:w10="urn:schemas-microsoft-com:office:word" xmlns:w="http://schemas.openxmlformats.org/wordprocessingml/2006/main" xmlns:w14="http://schemas.microsoft.com/office/word/2010/wordml" xmlns:w15="http://schemas.microsoft.com/office/word/2012/wordml" xmlns:wpg="http://schemas.microsoft.com/office/word/2010/wordprocessingGroup" xmlns:wpi="http://schemas.microsoft.com/office/word/2010/wordprocessingInk" xmlns:wne="http://schemas.microsoft.com/office/word/2006/wordml" xmlns:wps="http://schemas.microsoft.com/office/word/2010/wordprocessingShape" mc:Ignorable="w14 w15 wp14">
   <w:footnote w:type="separator" w:id="-1">
@@ -1656,6 +3513,25 @@
     </w:p>
   </w:footnote>
 </w:footnotes>
+</file>
+
+<file path=word/header1.xml><?xml version="1.0" encoding="utf-8"?>
+<w:hdr xmlns:wpc="http://schemas.microsoft.com/office/word/2010/wordprocessingCanvas" xmlns:mc="http://schemas.openxmlformats.org/markup-compatibility/2006" xmlns:o="urn:schemas-microsoft-com:office:office" xmlns:r="http://schemas.openxmlformats.org/officeDocument/2006/relationships" xmlns:m="http://schemas.openxmlformats.org/officeDocument/2006/math" xmlns:v="urn:schemas-microsoft-com:vml" xmlns:wp14="http://schemas.microsoft.com/office/word/2010/wordprocessingDrawing" xmlns:wp="http://schemas.openxmlformats.org/drawingml/2006/wordprocessingDrawing" xmlns:w10="urn:schemas-microsoft-com:office:word" xmlns:w="http://schemas.openxmlformats.org/wordprocessingml/2006/main" xmlns:w14="http://schemas.microsoft.com/office/word/2010/wordml" xmlns:w15="http://schemas.microsoft.com/office/word/2012/wordml" xmlns:wpg="http://schemas.microsoft.com/office/word/2010/wordprocessingGroup" xmlns:wpi="http://schemas.microsoft.com/office/word/2010/wordprocessingInk" xmlns:wne="http://schemas.microsoft.com/office/word/2006/wordml" xmlns:wps="http://schemas.microsoft.com/office/word/2010/wordprocessingShape" xmlns:cx="http://schemas.microsoft.com/office/drawing/2014/chartex" xmlns:cx1="http://schemas.microsoft.com/office/drawing/2015/9/8/chartex" xmlns:cx2="http://schemas.microsoft.com/office/drawing/2015/10/21/chartex" xmlns:cx3="http://schemas.microsoft.com/office/drawing/2016/5/9/chartex" xmlns:cx4="http://schemas.microsoft.com/office/drawing/2016/5/10/chartex" xmlns:cx5="http://schemas.microsoft.com/office/drawing/2016/5/11/chartex" xmlns:cx6="http://schemas.microsoft.com/office/drawing/2016/5/12/chartex" xmlns:cx7="http://schemas.microsoft.com/office/drawing/2016/5/13/chartex" xmlns:cx8="http://schemas.microsoft.com/office/drawing/2016/5/14/chartex" xmlns:w16cid="http://schemas.microsoft.com/office/word/2016/wordml/cid" xmlns:w16se="http://schemas.microsoft.com/office/word/2015/wordml/symex">
+  <w:p>
+    <w:pPr>
+      <w:jc w:val="right"/>
+    </w:pPr>
+    <w:r>
+      <w:rPr>
+        <w:rFonts w:ascii="Microsoft YaHei" w:cs="Microsoft YaHei" w:eastAsia="Microsoft YaHei" w:hAnsi="Microsoft YaHei"/>
+        <w:color w:val="666666"/>
+        <w:sz w:val="16"/>
+        <w:szCs w:val="16"/>
+      </w:rPr>
+      <w:t xml:space="preserve">领导决策摘要 v3.1</w:t>
+    </w:r>
+  </w:p>
+</w:hdr>
 </file>
 
 <file path=word/numbering.xml><?xml version="1.0" encoding="utf-8"?>

--- a/docs/领导决策摘要.docx
+++ b/docs/领导决策摘要.docx
@@ -761,7 +761,7 @@
                 <w:sz w:val="20"/>
                 <w:szCs w:val="20"/>
               </w:rPr>
-              <w:t xml:space="preserve">hr-local.html（本地运行，薪资不上云）</w:t>
+              <w:t xml:space="preserve">http://localhost:8080/hr-local.html（需先启动本地服务器）</w:t>
             </w:r>
           </w:p>
         </w:tc>

--- a/docs/领导决策摘要.docx
+++ b/docs/领导决策摘要.docx
@@ -3174,7 +3174,7 @@
                 <w:sz w:val="20"/>
                 <w:szCs w:val="20"/>
               </w:rPr>
-              <w:t xml:space="preserve">admin123</w:t>
+              <w:t xml:space="preserve">Zz741852</w:t>
             </w:r>
           </w:p>
         </w:tc>
@@ -3275,7 +3275,7 @@
                 <w:sz w:val="20"/>
                 <w:szCs w:val="20"/>
               </w:rPr>
-              <w:t xml:space="preserve">hraaa</w:t>
+              <w:t xml:space="preserve">Zoe20260708</w:t>
             </w:r>
           </w:p>
         </w:tc>
@@ -3374,7 +3374,7 @@
                 <w:sz w:val="20"/>
                 <w:szCs w:val="20"/>
               </w:rPr>
-              <w:t xml:space="preserve">HRDaaa</w:t>
+              <w:t xml:space="preserve">4302055540j</w:t>
             </w:r>
           </w:p>
         </w:tc>
